--- a/project_root/DocSprawl_Local_Setup_Runbook.docx
+++ b/project_root/DocSprawl_Local_Setup_Runbook.docx
@@ -139,9 +139,31 @@
     </w:p>
     <w:p>
       <w:r>
-        <w:t>python -m app.workers.indexer_worker</w:t>
+        <w:t xml:space="preserve">python -m </w:t>
+      </w:r>
+      <w:proofErr w:type="spellStart"/>
+      <w:proofErr w:type="gramStart"/>
+      <w:r>
+        <w:t>app.workers</w:t>
+      </w:r>
+      <w:proofErr w:type="gramEnd"/>
+      <w:r>
+        <w:t>.indexer_worker</w:t>
+      </w:r>
+      <w:proofErr w:type="spellEnd"/>
+    </w:p>
+    <w:p>
+      <w:r>
+        <w:rPr>
+          <w:rFonts w:ascii="AppleSystemUIFont" w:hAnsi="AppleSystemUIFont" w:cs="AppleSystemUIFont"/>
+          <w:sz w:val="26"/>
+          <w:szCs w:val="26"/>
+          <w:lang w:val="en-GB"/>
+        </w:rPr>
+        <w:t>python -m scripts.run_clustering</w:t>
       </w:r>
     </w:p>
+    <w:p/>
     <w:p>
       <w:pPr>
         <w:pStyle w:val="Heading2"/>
@@ -225,16 +247,7 @@
         <w:pStyle w:val="Heading2"/>
       </w:pPr>
       <w:r>
-        <w:t>1</w:t>
-      </w:r>
-      <w:r>
-        <w:t>1</w:t>
-      </w:r>
-      <w:r>
-        <w:t xml:space="preserve">. </w:t>
-      </w:r>
-      <w:r>
-        <w:t xml:space="preserve">Running with </w:t>
+        <w:t xml:space="preserve">11. Running with </w:t>
       </w:r>
       <w:proofErr w:type="gramStart"/>
       <w:r>
@@ -269,16 +282,7 @@
           <w:szCs w:val="26"/>
           <w:lang w:val="en-GB"/>
         </w:rPr>
-        <w:t>c</w:t>
-      </w:r>
-      <w:r>
-        <w:rPr>
-          <w:rFonts w:ascii="AppleSystemUIFont" w:hAnsi="AppleSystemUIFont" w:cs="AppleSystemUIFont"/>
-          <w:sz w:val="26"/>
-          <w:szCs w:val="26"/>
-          <w:lang w:val="en-GB"/>
-        </w:rPr>
-        <w:t>d frontend</w:t>
+        <w:t>cd frontend</w:t>
       </w:r>
     </w:p>
     <w:p>
